--- a/러시아 인권변호사/8부/8부_2화_팀의_재편.docx
+++ b/러시아 인권변호사/8부/8부_2화_팀의_재편.docx
@@ -62,7 +62,7 @@
           <w:i w:val="0"/>
           <w:sz w:val="22"/>
         </w:rPr>
-        <w:t>1화 대국민 발표로부터 며칠 뒤의 월요일. 이졸다 티모페예브나를 잃은 뒤 「Компас Аудит」의 첫 공식 개편. 독립 기초위원회와 위기결정회의 지원으로 일이 두 배로 늘면서, 이졸다가 맡던 조율·기록·팀 운영의 공백이 드러난다. 베니아민이 그 자리를 ‘대신’이 아니라 ‘이어서’ 맡고, 새 얼굴 베트로프가 합류해 첫 과제로 팀 자신을 감사한다. 료샤가 예고 없이 사무실을 찾는다. (키릴과 나스탸는 부부지만 동료들 앞에서는 서로 부칭과 вы를 쓴다.)</w:t>
+        <w:t>1화 대국민 발표로부터 며칠 뒤의 월요일. 이졸다 티모페예브나를 잃은 뒤 「Компас Аудит」 출신 핵심 멤버들의 첫 공식 개편. 재정투명성 서비스는 이제 38명 규모의 국가기관이지만, 그 중심은 여전히 창립 멤버 넷(키릴·나스탸·이졸다·베니아민)이었다. 독립 기초위원회와 위기결정회의 지원으로 일이 두 배로 늘면서, 이졸다가 맡던 조율·기록·팀 운영의 공백이 드러난다. 베니아민이 그 자리를 ‘대신’이 아니라 ‘이어서’ 맡고, 새 얼굴 베트로프가 합류해 첫 과제로 팀 자신을 감사한다. 료샤가 예고 없이 사무실을 찾는다. (키릴과 나스탸는 부부지만 동료들 앞에서는 서로 부칭과 вы를 쓴다.)</w:t>
       </w:r>
     </w:p>
     <w:p>
@@ -78,7 +78,7 @@
           <w:color w:val="1F3864"/>
           <w:sz w:val="26"/>
         </w:rPr>
-        <w:t>장면 1 — 「Компас Аудит」 사무실, 월요일 아침 — 이졸다 없는 첫 주, 고무줄 색 코드</w:t>
+        <w:t>장면 1 — 「Компас Аудит」 사무실, 월요일 아침 — 이졸다 없는 개편 첫날, 고무줄 색 코드</w:t>
       </w:r>
     </w:p>
     <w:p>
@@ -224,6 +224,29 @@
           <w:sz w:val="22"/>
         </w:rPr>
         <w:t>Синих папок здесь одиннадцать. И ни на одной нет пометки. Изольда Тимофеевна знала код резинок.</w:t>
+      </w:r>
+    </w:p>
+    <w:p>
+      <w:pPr>
+        <w:spacing w:before="0" w:after="110" w:line="300" w:lineRule="auto"/>
+      </w:pPr>
+      <w:r>
+        <w:rPr>
+          <w:rFonts w:ascii="Times New Roman" w:hAnsi="Times New Roman" w:eastAsia="Malgun Gothic"/>
+          <w:b/>
+          <w:i w:val="0"/>
+          <w:sz w:val="22"/>
+        </w:rPr>
+        <w:t xml:space="preserve">Вениамин: </w:t>
+      </w:r>
+      <w:r>
+        <w:rPr>
+          <w:rFonts w:ascii="Times New Roman" w:hAnsi="Times New Roman" w:eastAsia="Malgun Gothic"/>
+          <w:b w:val="0"/>
+          <w:i w:val="0"/>
+          <w:sz w:val="22"/>
+        </w:rPr>
+        <w:t>В службе тридцать восемь человек, Анастасия Дмитриевна, и ни один из них этого кода не знает. Его знали только мы четверо — те, кто начинал в этой комнате. Теперь — трое.</w:t>
       </w:r>
     </w:p>
     <w:p>
@@ -2456,7 +2479,7 @@
           <w:i w:val="0"/>
           <w:sz w:val="22"/>
         </w:rPr>
-        <w:t>Нет. Просто это единственный вопрос, ради которого стоит становиться ревизором. Гоголь поставил эпиграфом к «Ревизору» пословицу: «На зеркало неча пенять, коли рожа крива». Вы — наше зеркало. Моя работа — не пенять, когда вы покажете то, что мне не понравится.</w:t>
+        <w:t>Нет. Просто это единственный вопрос, ради которого стоит становиться ревизором. Вы — наше зеркало. А «на зеркало неча пенять, коли рожа крива». Моя работа — не пенять, когда вы покажете то, что мне не понравится.</w:t>
       </w:r>
     </w:p>
     <w:p>
@@ -2558,7 +2581,7 @@
           <w:i w:val="0"/>
           <w:sz w:val="22"/>
         </w:rPr>
-        <w:t>Гоголя. Обещание — моё.</w:t>
+        <w:t>Пословица народная, эпиграф — Гоголя. Обещание — моё.</w:t>
       </w:r>
     </w:p>
     <w:p>
@@ -2650,7 +2673,7 @@
           <w:i w:val="0"/>
           <w:sz w:val="22"/>
         </w:rPr>
-        <w:t>Пусть стоит как можно дешевле. «Береги честь смолоду» — так Пушкин начинает «Капитанскую дочку». Вы сберегли её вопреки всему. Моя задача — сделать так, чтобы следующим не приходилось беречь её в подвале.</w:t>
+        <w:t>Пусть стоит как можно дешевле. Вы сберегли честь вопреки всему. Моя задача — сделать так, чтобы следующим не приходилось беречь её в подвале.</w:t>
       </w:r>
     </w:p>
     <w:p>
@@ -2972,7 +2995,7 @@
           <w:color w:val="1F3864"/>
           <w:sz w:val="26"/>
         </w:rPr>
-        <w:t>장면 5 — 같은 사무실, 해 질 녘 — 초록 램프를 켜다, 넷이 된 팀</w:t>
+        <w:t>장면 5 — 같은 사무실, 해 질 녘 — 초록 램프를 켜다, 38명 청의 핵심은 다시 넷</w:t>
       </w:r>
     </w:p>
     <w:p>
@@ -3278,7 +3301,7 @@
           <w:i w:val="0"/>
           <w:sz w:val="22"/>
         </w:rPr>
-        <w:t>Значит, нас четверо. Аналитика, внешняя работа, архив и ревизия.</w:t>
+        <w:t>Значит, так. В службе тридцать восемь человек, а ядро снова из четырёх. Аналитика, внешняя работа, архив и ревизия.</w:t>
       </w:r>
     </w:p>
     <w:p>
@@ -3301,7 +3324,7 @@
           <w:i w:val="0"/>
           <w:sz w:val="22"/>
         </w:rPr>
-        <w:t>Компас тот же, Кирилл Андреевич. Просто держим его теперь вчетвером.</w:t>
+        <w:t>Начинали мы вчетвером, в этой комнате, и снова вчетвером. Компас тот же, Кирилл Андреевич. Просто одну руку на нём теперь держит новый человек.</w:t>
       </w:r>
     </w:p>
     <w:p>
@@ -3354,7 +3377,7 @@
           <w:i w:val="0"/>
           <w:sz w:val="22"/>
         </w:rPr>
-        <w:t>Гоголь, «Ревизор» (эпиграф, народная пословица): «На зеркало неча пенять, коли рожа крива»</w:t>
+        <w:t>Гоголь, «Ревизор» (эпиграф</w:t>
       </w:r>
       <w:r>
         <w:rPr>
@@ -3363,30 +3386,7 @@
           <w:i w:val="0"/>
           <w:sz w:val="22"/>
         </w:rPr>
-        <w:t xml:space="preserve"> — 감사팀은 권력이 자신을 비춰 보는 ‘거울’이라는 주제. 료샤가 베트로프의 “누가 감사관을 감사하는가”라는 질문에 답하며 인용하고, 거울이 불편한 것을 보여 줘도 탓하지 않겠다고 약속한다 (장면 4).</w:t>
-      </w:r>
-    </w:p>
-    <w:p>
-      <w:pPr>
-        <w:spacing w:before="0" w:after="120"/>
-      </w:pPr>
-      <w:r>
-        <w:rPr>
-          <w:rFonts w:ascii="Times New Roman" w:hAnsi="Times New Roman" w:eastAsia="Malgun Gothic"/>
-          <w:b/>
-          <w:i w:val="0"/>
-          <w:sz w:val="22"/>
-        </w:rPr>
-        <w:t>Пушкин, «Капитанская дочка» (эпиграф ко всей повести): «Береги честь смолоду»</w:t>
-      </w:r>
-      <w:r>
-        <w:rPr>
-          <w:rFonts w:ascii="Times New Roman" w:hAnsi="Times New Roman" w:eastAsia="Malgun Gothic"/>
-          <w:b w:val="0"/>
-          <w:i w:val="0"/>
-          <w:sz w:val="22"/>
-        </w:rPr>
-        <w:t xml:space="preserve"> — 부당한 지시를 거부하고 지하 문서고로 좌천됐던 베트로프에게, 정직이 더는 ‘개인의 영웅적 행위’가 되지 않게 하겠다는 약속과 함께 인용 (장면 4).</w:t>
+        <w:t xml:space="preserve"> — народная пословица): «на зеркало неча пенять, коли рожа крива» — 감사팀은 권력이 자신을 비춰 보는 ‘거울’이라는 주제. 베트로프의 “누가 감사관을 감사하는가”라는 질문에 답하며 료샤가 속담처럼 꺼내고, 베니아민이 “당신 말인가요, 고골인가요?”라고 되묻자 “속담은 민중의 것, 제사는 고골의 것, 약속은 내 것”이라고 답한다 (장면 4).</w:t>
       </w:r>
     </w:p>
     <w:p>
@@ -3401,7 +3401,7 @@
           <w:color w:val="555555"/>
           <w:sz w:val="22"/>
         </w:rPr>
-        <w:t>[2화 끝 — 다음 화 예고: 「세대교체」, 료샤가 측근 추천 명단을 버리고 핵심 요직 12자리를 공개 경쟁 공모에 부친다. 블라인드 심사 1위는 베트로프다.]</w:t>
+        <w:t>[2화 끝 — 다음 화 예고: 「돌아온 병사들」, 케르소니아와의 평화협정이 최종 서명되고, 전선에서 돌아온 병사들의 일자리·트라우마·범죄 문제가 료샤 앞에 놓인다.]</w:t>
       </w:r>
     </w:p>
     <w:sectPr>

--- a/러시아 인권변호사/8부/8부_2화_팀의_재편.docx
+++ b/러시아 인권변호사/8부/8부_2화_팀의_재편.docx
@@ -3051,7 +3051,7 @@
           <w:i w:val="0"/>
           <w:sz w:val="22"/>
         </w:rPr>
-        <w:t>Правда. Он старше нашей команды, судя по слоям краски. Мы его не закрашиваем.</w:t>
+        <w:t>Правда. Оно старше нашей команды, судя по слоям краски. Мы его не закрашиваем.</w:t>
       </w:r>
     </w:p>
     <w:p>

--- a/러시아 인권변호사/8부/8부_2화_팀의_재편.docx
+++ b/러시아 인권변호사/8부/8부_2화_팀의_재편.docx
@@ -62,7 +62,7 @@
           <w:i w:val="0"/>
           <w:sz w:val="22"/>
         </w:rPr>
-        <w:t>1화 대국민 발표로부터 며칠 뒤의 월요일. 이졸다 티모페예브나를 잃은 뒤 「Компас Аудит」 출신 핵심 멤버들의 첫 공식 개편. 재정투명성 서비스는 이제 38명 규모의 국가기관이지만, 그 중심은 여전히 창립 멤버 넷(키릴·나스탸·이졸다·베니아민)이었다. 독립 기초위원회와 위기결정회의 지원으로 일이 두 배로 늘면서, 이졸다가 맡던 조율·기록·팀 운영의 공백이 드러난다. 베니아민이 그 자리를 ‘대신’이 아니라 ‘이어서’ 맡고, 새 얼굴 베트로프가 합류해 첫 과제로 팀 자신을 감사한다. 료샤가 예고 없이 사무실을 찾는다. (키릴과 나스탸는 부부지만 동료들 앞에서는 서로 부칭과 вы를 쓴다.)</w:t>
+        <w:t>1화 대국민 발표로부터 며칠 뒤의 월요일. 이졸다 티모페예브나를 잃은 뒤 「Компас Аудит」 출신 핵심 멤버들의 첫 공식 개편. 재정투명성 서비스는 이제 38명 규모의 국가기관이지만, 그 중심은 여전히 창립 멤버 넷(키릴·나스탸·이졸다·베니아민)이었다. 독립 기초위원회와 위기결정위원회 지원으로 일이 두 배로 늘면서, 이졸다가 맡던 조율·기록·팀 운영의 공백이 드러난다. 베니아민이 그 자리를 ‘대신’이 아니라 ‘이어서’ 맡고, 새 얼굴 베트로프가 합류해 첫 과제로 팀 자신을 감사한다. 료샤가 예고 없이 사무실을 찾는다. (키릴과 나스탸는 부부지만 동료들 앞에서는 서로 부칭과 вы를 쓴다.)</w:t>
       </w:r>
     </w:p>
     <w:p>
@@ -3386,7 +3386,7 @@
           <w:i w:val="0"/>
           <w:sz w:val="22"/>
         </w:rPr>
-        <w:t xml:space="preserve"> — народная пословица): «на зеркало неча пенять, коли рожа крива» — 감사팀은 권력이 자신을 비춰 보는 ‘거울’이라는 주제. 베트로프의 “누가 감사관을 감사하는가”라는 질문에 답하며 료샤가 속담처럼 꺼내고, 베니아민이 “당신 말인가요, 고골인가요?”라고 되묻자 “속담은 민중의 것, 제사는 고골의 것, 약속은 내 것”이라고 답한다 (장면 4).</w:t>
+        <w:t xml:space="preserve"> — народная пословица): «на зеркало неча пенять, коли рожа крива» — 한국어 해설: 감사팀은 권력이 자신을 비춰 보는 ‘거울’이라는 주제. 베트로프의 “누가 감사관을 감사하는가”라는 질문에 답하며 료샤가 속담처럼 꺼내고, 베니아민이 “당신 말인가요, 고골인가요?”라고 되묻자 “속담은 민중의 것, 제사는 고골의 것, 약속은 내 것”이라고 답한다 (장면 4).</w:t>
       </w:r>
     </w:p>
     <w:p>
